--- a/Volume 1/Chapter 03 - File Handling/SPA_Vol1_Ch3_Lesson3_7a_Rename_File_EXTENDED.docx
+++ b/Volume 1/Chapter 03 - File Handling/SPA_Vol1_Ch3_Lesson3_7a_Rename_File_EXTENDED.docx
@@ -849,7 +849,7 @@
         <w:keepNext/>
       </w:pPr>
       <w:r>
-        <w:t>Save each file from this lesson into the matching path in the project layout. As in Chapter 1, notepad .\rust\Cargo.toml creates and opens one: choose Yes, type the file, save it with Ctrl+S, and close Notepad. Then install forge-std, Foundry's standard library, into the Solidity project. Linux Assembly runs in WSL or on a Linux computer.</w:t>
+        <w:t>Next, let the tools create the Rust and Solidity projects. Remember, Cargo.toml describes the project: cargo init .\rust writes it, with a starter program, src\main.rs. This lesson's programs live in src\bin, one file per program, so Remove-Item deletes the starter. Remember, forge init makes the Solidity project: --no-git and --offline work as in Chapter 1, --empty leaves out forge's example contracts, and --force lets it fill the solidity folder, which already holds the empty folders made above.</w:t>
       </w:r>
     </w:p>
     <w:p>
@@ -863,6 +863,144 @@
         <w:keepNext/>
       </w:pPr>
       <w:r>
+        <w:t>cargo init .\rust --name rename_file --vcs none</w:t>
+      </w:r>
+    </w:p>
+    <w:p>
+      <w:pPr>
+        <w:pStyle w:val="CommandBlock"/>
+        <w:keepNext/>
+      </w:pPr>
+      <w:r>
+        <w:t>Remove-Item .\rust\src\main.rs</w:t>
+      </w:r>
+    </w:p>
+    <w:p>
+      <w:pPr>
+        <w:pStyle w:val="CommandBlock"/>
+      </w:pPr>
+      <w:r>
+        <w:t>forge init .\solidity --empty --no-git --offline --force</w:t>
+      </w:r>
+    </w:p>
+    <w:p>
+      <w:pPr>
+        <w:keepNext/>
+      </w:pPr>
+    </w:p>
+    <w:p>
+      <w:r>
+        <w:t>Then type the Solidity project's settings over the foundry.toml that forge init wrote. foundry.toml is the same as in Lesson 3.3a: fs_permissions gives read-write access to the lesson folder, because the script reads, writes, and removes files there. notepad .\solidity\foundry.toml opens the file: replace its text with the file below, save it with Ctrl+S, and close Notepad.</w:t>
+      </w:r>
+    </w:p>
+    <w:p>
+      <w:pPr>
+        <w:keepNext/>
+      </w:pPr>
+    </w:p>
+    <w:p>
+      <w:pPr>
+        <w:pStyle w:val="Heading3"/>
+      </w:pPr>
+      <w:r>
+        <w:t>solidity/foundry.toml</w:t>
+      </w:r>
+    </w:p>
+    <w:p>
+      <w:pPr>
+        <w:pStyle w:val="SourceCode"/>
+        <w:keepNext/>
+      </w:pPr>
+      <w:r>
+        <w:t>[profile.default]</w:t>
+      </w:r>
+    </w:p>
+    <w:p>
+      <w:pPr>
+        <w:pStyle w:val="SourceCode"/>
+        <w:keepNext/>
+      </w:pPr>
+      <w:r>
+        <w:t># The scripts in script/ are the only Solidity sources in this project.</w:t>
+      </w:r>
+    </w:p>
+    <w:p>
+      <w:pPr>
+        <w:pStyle w:val="SourceCode"/>
+        <w:keepNext/>
+      </w:pPr>
+      <w:r>
+        <w:t>src = "script"</w:t>
+      </w:r>
+    </w:p>
+    <w:p>
+      <w:pPr>
+        <w:pStyle w:val="SourceCode"/>
+        <w:keepNext/>
+      </w:pPr>
+      <w:r>
+        <w:t># forge install puts forge-std in lib/.</w:t>
+      </w:r>
+    </w:p>
+    <w:p>
+      <w:pPr>
+        <w:pStyle w:val="SourceCode"/>
+        <w:keepNext/>
+      </w:pPr>
+      <w:r>
+        <w:t>libs = ["lib"]</w:t>
+      </w:r>
+    </w:p>
+    <w:p>
+      <w:pPr>
+        <w:pStyle w:val="SourceCode"/>
+        <w:keepNext/>
+      </w:pPr>
+      <w:r>
+        <w:t># The file cheatcodes may read and write only inside the lesson folder,</w:t>
+      </w:r>
+    </w:p>
+    <w:p>
+      <w:pPr>
+        <w:pStyle w:val="SourceCode"/>
+        <w:keepNext/>
+      </w:pPr>
+      <w:r>
+        <w:t># the folder above the project root ("../"), and nowhere else.</w:t>
+      </w:r>
+    </w:p>
+    <w:p>
+      <w:pPr>
+        <w:pStyle w:val="SourceCode"/>
+      </w:pPr>
+      <w:r>
+        <w:t>fs_permissions = [{ access = "read-write", path = "../" }]</w:t>
+      </w:r>
+    </w:p>
+    <w:p>
+      <w:pPr>
+        <w:keepNext/>
+      </w:pPr>
+    </w:p>
+    <w:p>
+      <w:pPr>
+        <w:keepNext/>
+      </w:pPr>
+      <w:r>
+        <w:t>Then install forge-std, Foundry's standard library, into the Solidity project. Linux Assembly runs in WSL or on a Linux computer.</w:t>
+      </w:r>
+    </w:p>
+    <w:p>
+      <w:pPr>
+        <w:keepNext/>
+      </w:pPr>
+    </w:p>
+    <w:p>
+      <w:pPr>
+        <w:pStyle w:val="CommandBlock"/>
+        <w:keepNext/>
+      </w:pPr>
+      <w:r>
         <w:t>Push-Location .\solidity</w:t>
       </w:r>
     </w:p>
@@ -889,6 +1027,16 @@
       </w:pPr>
     </w:p>
     <w:p>
+      <w:r>
+        <w:t>You save each source file in its language's section below, as each is shown. As in Chapter 1, notepad .\rust\src\bin\basic_rename_file.rs creates and opens one: choose Yes, type the file, save it with Ctrl+S, and close Notepad.</w:t>
+      </w:r>
+    </w:p>
+    <w:p>
+      <w:pPr>
+        <w:keepNext/>
+      </w:pPr>
+    </w:p>
+    <w:p>
       <w:pPr>
         <w:keepNext/>
       </w:pPr>
@@ -950,7 +1098,7 @@
         <w:keepNext/>
       </w:pPr>
       <w:r>
-        <w:t>Save each file from this lesson into the matching path in the project layout. As in Chapter 1, nano ./rust/Cargo.toml creates and opens one: type the file, then save and close it with Ctrl+O, Enter, then Ctrl+X. Then install forge-std.</w:t>
+        <w:t>Then create the Rust and Solidity projects with the same commands as on Windows; rm deletes the starter main.rs.</w:t>
       </w:r>
     </w:p>
     <w:p>
@@ -961,9 +1109,63 @@
     <w:p>
       <w:pPr>
         <w:pStyle w:val="CommandBlock"/>
+        <w:keepNext/>
+      </w:pPr>
+      <w:r>
+        <w:t>cargo init ./rust --name rename_file --vcs none</w:t>
+      </w:r>
+    </w:p>
+    <w:p>
+      <w:pPr>
+        <w:pStyle w:val="CommandBlock"/>
+        <w:keepNext/>
+      </w:pPr>
+      <w:r>
+        <w:t>rm ./rust/src/main.rs</w:t>
+      </w:r>
+    </w:p>
+    <w:p>
+      <w:pPr>
+        <w:pStyle w:val="CommandBlock"/>
+      </w:pPr>
+      <w:r>
+        <w:t>forge init ./solidity --empty --no-git --offline --force</w:t>
+      </w:r>
+    </w:p>
+    <w:p>
+      <w:pPr>
+        <w:keepNext/>
+      </w:pPr>
+    </w:p>
+    <w:p>
+      <w:pPr>
+        <w:keepNext/>
+      </w:pPr>
+      <w:r>
+        <w:t>Type solidity/foundry.toml exactly as shown in the Windows setup, over the file forge init wrote. Then install forge-std.</w:t>
+      </w:r>
+    </w:p>
+    <w:p>
+      <w:pPr>
+        <w:keepNext/>
+      </w:pPr>
+    </w:p>
+    <w:p>
+      <w:pPr>
+        <w:pStyle w:val="CommandBlock"/>
       </w:pPr>
       <w:r>
         <w:t>(cd ./solidity &amp;&amp; forge install foundry-rs/forge-std@v1.16.2 --no-git)</w:t>
+      </w:r>
+    </w:p>
+    <w:p>
+      <w:pPr>
+        <w:keepNext/>
+      </w:pPr>
+    </w:p>
+    <w:p>
+      <w:r>
+        <w:t>You save each source file in its language's section below, as each is shown. As in Chapter 1, nano ./rust/src/bin/basic_rename_file.rs creates and opens one: type the file, then save and close it with Ctrl+O, Enter, then Ctrl+X.</w:t>
       </w:r>
     </w:p>
     <w:p>
@@ -11283,7 +11485,7 @@
     </w:p>
     <w:p>
       <w:r>
-        <w:t>Cargo.toml names this lesson's package, rename_file, and its two programs. foundry.toml is the same as in Lesson 3.3a: fs_permissions gives read-write access to the lesson folder, because the script reads, writes, and removes files there.</w:t>
+        <w:t>This is the file the setup commands wrote, shown here so you can check yours. Cargo.toml names this lesson's package, rename_file, and its two programs. cargo init does not write the comment lines, which are this lesson's notes about the file, and yours ends with an empty [dependencies] heading; the blank lines may differ.</w:t>
       </w:r>
     </w:p>
     <w:p>
@@ -11361,95 +11563,6 @@
       </w:pPr>
       <w:r>
         <w:t># rename_file.</w:t>
-      </w:r>
-    </w:p>
-    <w:p>
-      <w:pPr>
-        <w:keepNext/>
-      </w:pPr>
-    </w:p>
-    <w:p>
-      <w:pPr>
-        <w:keepNext/>
-      </w:pPr>
-    </w:p>
-    <w:p>
-      <w:pPr>
-        <w:pStyle w:val="Heading2"/>
-      </w:pPr>
-      <w:r>
-        <w:t>solidity/foundry.toml</w:t>
-      </w:r>
-    </w:p>
-    <w:p>
-      <w:pPr>
-        <w:pStyle w:val="SourceCode"/>
-        <w:keepNext/>
-      </w:pPr>
-      <w:r>
-        <w:t>[profile.default]</w:t>
-      </w:r>
-    </w:p>
-    <w:p>
-      <w:pPr>
-        <w:pStyle w:val="SourceCode"/>
-        <w:keepNext/>
-      </w:pPr>
-      <w:r>
-        <w:t># The scripts in script/ are the only Solidity sources in this project.</w:t>
-      </w:r>
-    </w:p>
-    <w:p>
-      <w:pPr>
-        <w:pStyle w:val="SourceCode"/>
-        <w:keepNext/>
-      </w:pPr>
-      <w:r>
-        <w:t>src = "script"</w:t>
-      </w:r>
-    </w:p>
-    <w:p>
-      <w:pPr>
-        <w:pStyle w:val="SourceCode"/>
-        <w:keepNext/>
-      </w:pPr>
-      <w:r>
-        <w:t># forge install puts forge-std in lib/.</w:t>
-      </w:r>
-    </w:p>
-    <w:p>
-      <w:pPr>
-        <w:pStyle w:val="SourceCode"/>
-        <w:keepNext/>
-      </w:pPr>
-      <w:r>
-        <w:t>libs = ["lib"]</w:t>
-      </w:r>
-    </w:p>
-    <w:p>
-      <w:pPr>
-        <w:pStyle w:val="SourceCode"/>
-        <w:keepNext/>
-      </w:pPr>
-      <w:r>
-        <w:t># The file cheatcodes may read and write only inside the lesson folder,</w:t>
-      </w:r>
-    </w:p>
-    <w:p>
-      <w:pPr>
-        <w:pStyle w:val="SourceCode"/>
-        <w:keepNext/>
-      </w:pPr>
-      <w:r>
-        <w:t># the folder above the project root ("../"), and nowhere else.</w:t>
-      </w:r>
-    </w:p>
-    <w:p>
-      <w:pPr>
-        <w:pStyle w:val="SourceCode"/>
-      </w:pPr>
-      <w:r>
-        <w:t>fs_permissions = [{ access = "read-write", path = "../" }]</w:t>
       </w:r>
     </w:p>
     <w:p>
@@ -12488,31 +12601,31 @@
       </w:rPr>
     </w:lvl>
   </w:abstractNum>
-  <w:num w:numId="1" w16cid:durableId="1292789321">
+  <w:num w:numId="1" w16cid:durableId="1954631566">
     <w:abstractNumId w:val="8"/>
   </w:num>
-  <w:num w:numId="2" w16cid:durableId="2044404928">
+  <w:num w:numId="2" w16cid:durableId="1142312743">
     <w:abstractNumId w:val="6"/>
   </w:num>
-  <w:num w:numId="3" w16cid:durableId="424764424">
+  <w:num w:numId="3" w16cid:durableId="2026664927">
     <w:abstractNumId w:val="5"/>
   </w:num>
-  <w:num w:numId="4" w16cid:durableId="1915890755">
+  <w:num w:numId="4" w16cid:durableId="132912728">
     <w:abstractNumId w:val="4"/>
   </w:num>
-  <w:num w:numId="5" w16cid:durableId="283463105">
+  <w:num w:numId="5" w16cid:durableId="1210190905">
     <w:abstractNumId w:val="7"/>
   </w:num>
-  <w:num w:numId="6" w16cid:durableId="713503524">
+  <w:num w:numId="6" w16cid:durableId="1844274657">
     <w:abstractNumId w:val="3"/>
   </w:num>
-  <w:num w:numId="7" w16cid:durableId="1150713440">
+  <w:num w:numId="7" w16cid:durableId="1953244549">
     <w:abstractNumId w:val="2"/>
   </w:num>
-  <w:num w:numId="8" w16cid:durableId="907350554">
+  <w:num w:numId="8" w16cid:durableId="150559329">
     <w:abstractNumId w:val="1"/>
   </w:num>
-  <w:num w:numId="9" w16cid:durableId="1812673669">
+  <w:num w:numId="9" w16cid:durableId="822354390">
     <w:abstractNumId w:val="0"/>
   </w:num>
 </w:numbering>

--- a/Volume 1/Chapter 03 - File Handling/SPA_Vol1_Ch3_Lesson3_7a_Rename_File_EXTENDED.docx
+++ b/Volume 1/Chapter 03 - File Handling/SPA_Vol1_Ch3_Lesson3_7a_Rename_File_EXTENDED.docx
@@ -480,6 +480,7 @@
         <w:pStyle w:val="ListBullet"/>
       </w:pPr>
       <w:r>
+        <w:lastRenderedPageBreak/>
         <w:t>Before renaming, every implementation checks whether inventory.txt exists in its folder. If it does, the program prints one Error line on the error stream, Error: then the destination path and already exists; nothing was renamed (Solidity: forge's Error: script failed: and the script's message), ends with exit code 1, and changes nothing.</w:t>
       </w:r>
     </w:p>
@@ -937,7 +938,7 @@
         <w:keepNext/>
       </w:pPr>
       <w:r>
-        <w:t>[profile.default]</w:t>
+        <w:t>[profile.default]  # Remember, the settings forge uses by default.</w:t>
       </w:r>
     </w:p>
     <w:p>
@@ -1649,7 +1650,7 @@
         <w:pStyle w:val="SourceCode"/>
       </w:pPr>
       <w:r>
-        <w:t>; name, and _access checks whether a path exists.</w:t>
+        <w:t>; name, and _access checks a path. Remember, extern pulls them in.</w:t>
       </w:r>
     </w:p>
     <w:p>
@@ -1726,47 +1727,47 @@
         <w:pStyle w:val="SourceCode"/>
       </w:pPr>
       <w:r>
-        <w:t xml:space="preserve">    ; Renaming needs two paths. The source path names the file as it is</w:t>
-      </w:r>
-    </w:p>
-    <w:p>
-      <w:pPr>
-        <w:pStyle w:val="SourceCode"/>
-      </w:pPr>
-      <w:r>
-        <w:t xml:space="preserve">    ; now; the destination path is the new name it will have. Both start</w:t>
-      </w:r>
-    </w:p>
-    <w:p>
-      <w:pPr>
-        <w:pStyle w:val="SourceCode"/>
-      </w:pPr>
-      <w:r>
-        <w:t xml:space="preserve">    ; in the assembly folder, so the Assembly programs rename only their</w:t>
-      </w:r>
-    </w:p>
-    <w:p>
-      <w:pPr>
-        <w:pStyle w:val="SourceCode"/>
-      </w:pPr>
-      <w:r>
-        <w:t xml:space="preserve">    ; own file: the file stays in the same directory, and only its name</w:t>
-      </w:r>
-    </w:p>
-    <w:p>
-      <w:pPr>
-        <w:pStyle w:val="SourceCode"/>
-      </w:pPr>
-      <w:r>
-        <w:t xml:space="preserve">    ; changes. Both are relative, so run the program from the</w:t>
-      </w:r>
-    </w:p>
-    <w:p>
-      <w:pPr>
-        <w:pStyle w:val="SourceCode"/>
-      </w:pPr>
-      <w:r>
-        <w:t xml:space="preserve">    ; lesson-3.7-extended folder. Windows writes the path with \.</w:t>
+        <w:t xml:space="preserve">    ; Remember, .rdata holds read-only values. Renaming needs two paths:</w:t>
+      </w:r>
+    </w:p>
+    <w:p>
+      <w:pPr>
+        <w:pStyle w:val="SourceCode"/>
+      </w:pPr>
+      <w:r>
+        <w:t xml:space="preserve">    ; the source names the file as it is now, the destination its new name.</w:t>
+      </w:r>
+    </w:p>
+    <w:p>
+      <w:pPr>
+        <w:pStyle w:val="SourceCode"/>
+      </w:pPr>
+      <w:r>
+        <w:t xml:space="preserve">    ; Both start in the assembly folder, so the program renames only its</w:t>
+      </w:r>
+    </w:p>
+    <w:p>
+      <w:pPr>
+        <w:pStyle w:val="SourceCode"/>
+      </w:pPr>
+      <w:r>
+        <w:t xml:space="preserve">    ; own file: it stays in the same directory, and only its name changes.</w:t>
+      </w:r>
+    </w:p>
+    <w:p>
+      <w:pPr>
+        <w:pStyle w:val="SourceCode"/>
+      </w:pPr>
+      <w:r>
+        <w:t xml:space="preserve">    ; Both are relative, so run the program from the lesson-3.7-extended</w:t>
+      </w:r>
+    </w:p>
+    <w:p>
+      <w:pPr>
+        <w:pStyle w:val="SourceCode"/>
+      </w:pPr>
+      <w:r>
+        <w:t xml:space="preserve">    ; folder. Windows writes the path with \.</w:t>
       </w:r>
     </w:p>
     <w:p>
@@ -2498,23 +2499,23 @@
         <w:keepNext/>
       </w:pPr>
       <w:r>
-        <w:t>; Assembly has no file tools of its own, so it calls the same C library</w:t>
-      </w:r>
-    </w:p>
-    <w:p>
-      <w:pPr>
-        <w:pStyle w:val="SourceCode"/>
-      </w:pPr>
-      <w:r>
-        <w:t>; functions as the C version of Lesson 3.7: rename gives a file a new</w:t>
-      </w:r>
-    </w:p>
-    <w:p>
-      <w:pPr>
-        <w:pStyle w:val="SourceCode"/>
-      </w:pPr>
-      <w:r>
-        <w:t>; name, and access checks whether a path exists.</w:t>
+        <w:t>; Assembly has no file tools of its own, so it calls the C library, as C</w:t>
+      </w:r>
+    </w:p>
+    <w:p>
+      <w:pPr>
+        <w:pStyle w:val="SourceCode"/>
+      </w:pPr>
+      <w:r>
+        <w:t>; does in Lesson 3.7: rename gives a file a new name, access checks a path.</w:t>
+      </w:r>
+    </w:p>
+    <w:p>
+      <w:pPr>
+        <w:pStyle w:val="SourceCode"/>
+      </w:pPr>
+      <w:r>
+        <w:t>; Remember, extern pulls them in; eax = 0 tells printf no xmm registers are used.</w:t>
       </w:r>
     </w:p>
     <w:p>
@@ -2591,47 +2592,47 @@
         <w:pStyle w:val="SourceCode"/>
       </w:pPr>
       <w:r>
-        <w:t xml:space="preserve">    ; Renaming needs two paths. The source path names the file as it is</w:t>
-      </w:r>
-    </w:p>
-    <w:p>
-      <w:pPr>
-        <w:pStyle w:val="SourceCode"/>
-      </w:pPr>
-      <w:r>
-        <w:t xml:space="preserve">    ; now; the destination path is the new name it will have. Both start</w:t>
-      </w:r>
-    </w:p>
-    <w:p>
-      <w:pPr>
-        <w:pStyle w:val="SourceCode"/>
-      </w:pPr>
-      <w:r>
-        <w:t xml:space="preserve">    ; in the assembly folder, so the Assembly programs rename only their</w:t>
-      </w:r>
-    </w:p>
-    <w:p>
-      <w:pPr>
-        <w:pStyle w:val="SourceCode"/>
-      </w:pPr>
-      <w:r>
-        <w:t xml:space="preserve">    ; own file: the file stays in the same directory, and only its name</w:t>
-      </w:r>
-    </w:p>
-    <w:p>
-      <w:pPr>
-        <w:pStyle w:val="SourceCode"/>
-      </w:pPr>
-      <w:r>
-        <w:t xml:space="preserve">    ; changes. Both are relative, so run the program from the</w:t>
-      </w:r>
-    </w:p>
-    <w:p>
-      <w:pPr>
-        <w:pStyle w:val="SourceCode"/>
-      </w:pPr>
-      <w:r>
-        <w:t xml:space="preserve">    ; lesson-3.7-extended folder. Linux writes the path with /.</w:t>
+        <w:t xml:space="preserve">    ; Remember, .rodata holds read-only values. Renaming needs two paths:</w:t>
+      </w:r>
+    </w:p>
+    <w:p>
+      <w:pPr>
+        <w:pStyle w:val="SourceCode"/>
+      </w:pPr>
+      <w:r>
+        <w:t xml:space="preserve">    ; the source names the file as it is now, the destination its new name.</w:t>
+      </w:r>
+    </w:p>
+    <w:p>
+      <w:pPr>
+        <w:pStyle w:val="SourceCode"/>
+      </w:pPr>
+      <w:r>
+        <w:t xml:space="preserve">    ; Both start in the assembly folder, so the program renames only its</w:t>
+      </w:r>
+    </w:p>
+    <w:p>
+      <w:pPr>
+        <w:pStyle w:val="SourceCode"/>
+      </w:pPr>
+      <w:r>
+        <w:t xml:space="preserve">    ; own file: it stays in the same directory, and only its name changes.</w:t>
+      </w:r>
+    </w:p>
+    <w:p>
+      <w:pPr>
+        <w:pStyle w:val="SourceCode"/>
+      </w:pPr>
+      <w:r>
+        <w:t xml:space="preserve">    ; Both are relative, so run the program from the lesson-3.7-extended</w:t>
+      </w:r>
+    </w:p>
+    <w:p>
+      <w:pPr>
+        <w:pStyle w:val="SourceCode"/>
+      </w:pPr>
+      <w:r>
+        <w:t xml:space="preserve">    ; folder. Linux writes the path with /.</w:t>
       </w:r>
     </w:p>
     <w:p>
@@ -3232,7 +3233,6 @@
     <w:p>
       <w:pPr>
         <w:pStyle w:val="SourceCode"/>
-        <w:keepNext/>
       </w:pPr>
       <w:r>
         <w:t>.done:</w:t>
@@ -3241,7 +3241,6 @@
     <w:p>
       <w:pPr>
         <w:pStyle w:val="SourceCode"/>
-        <w:keepNext/>
       </w:pPr>
       <w:r>
         <w:t xml:space="preserve">    add rsp, 8</w:t>
@@ -3250,6 +3249,7 @@
     <w:p>
       <w:pPr>
         <w:pStyle w:val="SourceCode"/>
+        <w:keepNext/>
       </w:pPr>
       <w:r>
         <w:t xml:space="preserve">    ret</w:t>
@@ -3257,6 +3257,29 @@
     </w:p>
     <w:p>
       <w:pPr>
+        <w:pStyle w:val="SourceCode"/>
+        <w:keepNext/>
+      </w:pPr>
+    </w:p>
+    <w:p>
+      <w:pPr>
+        <w:pStyle w:val="SourceCode"/>
+        <w:keepNext/>
+      </w:pPr>
+      <w:r>
+        <w:t>; Remember, this marks the stack as not executable, as Linux linkers expect.</w:t>
+      </w:r>
+    </w:p>
+    <w:p>
+      <w:pPr>
+        <w:pStyle w:val="SourceCode"/>
+      </w:pPr>
+      <w:r>
+        <w:t>section .note.GNU-stack noalloc noexec nowrite progbits</w:t>
+      </w:r>
+    </w:p>
+    <w:p>
+      <w:pPr>
         <w:keepNext/>
       </w:pPr>
     </w:p>
@@ -5700,7 +5723,6 @@
     <w:p>
       <w:pPr>
         <w:pStyle w:val="SourceCode"/>
-        <w:keepNext/>
       </w:pPr>
       <w:r>
         <w:t>.done:</w:t>
@@ -5709,7 +5731,6 @@
     <w:p>
       <w:pPr>
         <w:pStyle w:val="SourceCode"/>
-        <w:keepNext/>
       </w:pPr>
       <w:r>
         <w:t xml:space="preserve">    add rsp, 8</w:t>
@@ -5718,6 +5739,7 @@
     <w:p>
       <w:pPr>
         <w:pStyle w:val="SourceCode"/>
+        <w:keepNext/>
       </w:pPr>
       <w:r>
         <w:t xml:space="preserve">    ret</w:t>
@@ -5725,6 +5747,29 @@
     </w:p>
     <w:p>
       <w:pPr>
+        <w:pStyle w:val="SourceCode"/>
+        <w:keepNext/>
+      </w:pPr>
+    </w:p>
+    <w:p>
+      <w:pPr>
+        <w:pStyle w:val="SourceCode"/>
+        <w:keepNext/>
+      </w:pPr>
+      <w:r>
+        <w:t>; Remember, this marks the stack as not executable, as Linux linkers expect.</w:t>
+      </w:r>
+    </w:p>
+    <w:p>
+      <w:pPr>
+        <w:pStyle w:val="SourceCode"/>
+      </w:pPr>
+      <w:r>
+        <w:t>section .note.GNU-stack noalloc noexec nowrite progbits</w:t>
+      </w:r>
+    </w:p>
+    <w:p>
+      <w:pPr>
         <w:keepNext/>
       </w:pPr>
     </w:p>
@@ -6324,15 +6369,15 @@
         <w:pStyle w:val="SourceCode"/>
       </w:pPr>
       <w:r>
-        <w:t xml:space="preserve">    // Remember, join adds the system's separator, and display() shows a</w:t>
-      </w:r>
-    </w:p>
-    <w:p>
-      <w:pPr>
-        <w:pStyle w:val="SourceCode"/>
-      </w:pPr>
-      <w:r>
-        <w:t xml:space="preserve">    // path in text.</w:t>
+        <w:t xml:space="preserve">    // Remember, join adds the system's separator, display() shows a path</w:t>
+      </w:r>
+    </w:p>
+    <w:p>
+      <w:pPr>
+        <w:pStyle w:val="SourceCode"/>
+      </w:pPr>
+      <w:r>
+        <w:t xml:space="preserve">    // as text, and each {} in println! takes the next value after the comma.</w:t>
       </w:r>
     </w:p>
     <w:p>
@@ -6987,15 +7032,15 @@
         <w:pStyle w:val="SourceCode"/>
       </w:pPr>
       <w:r>
-        <w:t>/// value, a Result is Ok(value) or Err(error), and error.kind() names</w:t>
-      </w:r>
-    </w:p>
-    <w:p>
-      <w:pPr>
-        <w:pStyle w:val="SourceCode"/>
-      </w:pPr>
-      <w:r>
-        <w:t>/// the failure in the same words on every system.</w:t>
+        <w:t>/// value, match runs the arm that fits the Result, format! builds a</w:t>
+      </w:r>
+    </w:p>
+    <w:p>
+      <w:pPr>
+        <w:pStyle w:val="SourceCode"/>
+      </w:pPr>
+      <w:r>
+        <w:t>/// String, and error.kind() names the failure the same way on every system.</w:t>
       </w:r>
     </w:p>
     <w:p>
@@ -8735,39 +8780,39 @@
         <w:pStyle w:val="SourceCode"/>
       </w:pPr>
       <w:r>
-        <w:t>%% Renames the file at Source to Destination. Returns ok, or</w:t>
-      </w:r>
-    </w:p>
-    <w:p>
-      <w:pPr>
-        <w:pStyle w:val="SourceCode"/>
-      </w:pPr>
-      <w:r>
-        <w:t>%% {error, Message} when Destination already exists, so an existing file</w:t>
-      </w:r>
-    </w:p>
-    <w:p>
-      <w:pPr>
-        <w:pStyle w:val="SourceCode"/>
-      </w:pPr>
-      <w:r>
-        <w:t>%% is never replaced, or when the rename fails, for example when Source</w:t>
-      </w:r>
-    </w:p>
-    <w:p>
-      <w:pPr>
-        <w:pStyle w:val="SourceCode"/>
-      </w:pPr>
-      <w:r>
-        <w:t>%% does not exist. ~p prints the reason, an atom such as enoent (no such</w:t>
-      </w:r>
-    </w:p>
-    <w:p>
-      <w:pPr>
-        <w:pStyle w:val="SourceCode"/>
-      </w:pPr>
-      <w:r>
-        <w:t>%% file). Remember, case runs the first branch whose pattern fits.</w:t>
+        <w:t>%% Renames the file at Source to Destination: ok, or {error, Message}</w:t>
+      </w:r>
+    </w:p>
+    <w:p>
+      <w:pPr>
+        <w:pStyle w:val="SourceCode"/>
+      </w:pPr>
+      <w:r>
+        <w:t>%% when Destination already exists (never replaced) or the rename fails,</w:t>
+      </w:r>
+    </w:p>
+    <w:p>
+      <w:pPr>
+        <w:pStyle w:val="SourceCode"/>
+      </w:pPr>
+      <w:r>
+        <w:t>%% for example when Source does not exist; ~p prints the reason, such as</w:t>
+      </w:r>
+    </w:p>
+    <w:p>
+      <w:pPr>
+        <w:pStyle w:val="SourceCode"/>
+      </w:pPr>
+      <w:r>
+        <w:t>%% enoent. Remember, -spec documents the types, io_lib:format returns text</w:t>
+      </w:r>
+    </w:p>
+    <w:p>
+      <w:pPr>
+        <w:pStyle w:val="SourceCode"/>
+      </w:pPr>
+      <w:r>
+        <w:t>%% (flattened to one string), and case runs the first branch that fits.</w:t>
       </w:r>
     </w:p>
     <w:p>
@@ -10605,23 +10650,23 @@
         <w:pStyle w:val="SourceCode"/>
       </w:pPr>
       <w:r>
-        <w:t xml:space="preserve">    /// Reads the whole text file at path, or reverts with a plain message</w:t>
-      </w:r>
-    </w:p>
-    <w:p>
-      <w:pPr>
-        <w:pStyle w:val="SourceCode"/>
-      </w:pPr>
-      <w:r>
-        <w:t xml:space="preserve">    /// naming it (Lesson 3.2a). Remember, try/catch works around a call</w:t>
-      </w:r>
-    </w:p>
-    <w:p>
-      <w:pPr>
-        <w:pStyle w:val="SourceCode"/>
-      </w:pPr>
-      <w:r>
-        <w:t xml:space="preserve">    /// to another contract, and vm is one.</w:t>
+        <w:t xml:space="preserve">    /// Reads the whole text file at path, or reverts naming it (Lesson</w:t>
+      </w:r>
+    </w:p>
+    <w:p>
+      <w:pPr>
+        <w:pStyle w:val="SourceCode"/>
+      </w:pPr>
+      <w:r>
+        <w:t xml:space="preserve">    /// 3.2a). Remember, try/catch works around a call to vm; contents, named</w:t>
+      </w:r>
+    </w:p>
+    <w:p>
+      <w:pPr>
+        <w:pStyle w:val="SourceCode"/>
+      </w:pPr>
+      <w:r>
+        <w:t xml:space="preserve">    /// in returns, is handed back at the end with the value stored in it.</w:t>
       </w:r>
     </w:p>
     <w:p>
@@ -12984,31 +13029,31 @@
       </w:rPr>
     </w:lvl>
   </w:abstractNum>
-  <w:num w:numId="1" w16cid:durableId="248388937">
+  <w:num w:numId="1" w16cid:durableId="501551809">
     <w:abstractNumId w:val="8"/>
   </w:num>
-  <w:num w:numId="2" w16cid:durableId="1031765874">
+  <w:num w:numId="2" w16cid:durableId="866405047">
     <w:abstractNumId w:val="6"/>
   </w:num>
-  <w:num w:numId="3" w16cid:durableId="368381483">
+  <w:num w:numId="3" w16cid:durableId="460003848">
     <w:abstractNumId w:val="5"/>
   </w:num>
-  <w:num w:numId="4" w16cid:durableId="1679498257">
+  <w:num w:numId="4" w16cid:durableId="1045442887">
     <w:abstractNumId w:val="4"/>
   </w:num>
-  <w:num w:numId="5" w16cid:durableId="1362902651">
+  <w:num w:numId="5" w16cid:durableId="574248095">
     <w:abstractNumId w:val="7"/>
   </w:num>
-  <w:num w:numId="6" w16cid:durableId="273559109">
+  <w:num w:numId="6" w16cid:durableId="598684527">
     <w:abstractNumId w:val="3"/>
   </w:num>
-  <w:num w:numId="7" w16cid:durableId="227108558">
+  <w:num w:numId="7" w16cid:durableId="1900968669">
     <w:abstractNumId w:val="2"/>
   </w:num>
-  <w:num w:numId="8" w16cid:durableId="312224084">
+  <w:num w:numId="8" w16cid:durableId="199393053">
     <w:abstractNumId w:val="1"/>
   </w:num>
-  <w:num w:numId="9" w16cid:durableId="1004012633">
+  <w:num w:numId="9" w16cid:durableId="1236547563">
     <w:abstractNumId w:val="0"/>
   </w:num>
 </w:numbering>
